--- a/examples/graphics/doc/25-relationship-parallel.docx
+++ b/examples/graphics/doc/25-relationship-parallel.docx
@@ -103,6 +103,21 @@
         </w:rPr>
         <w:t xml:space="preserve">(daltoolbox)</w:t>
       </w:r>
+      <w:r>
+        <w:br/>
+      </w:r>
+      <w:r>
+        <w:rPr>
+          <w:rStyle w:val="FunctionTok"/>
+        </w:rPr>
+        <w:t xml:space="preserve">library</w:t>
+      </w:r>
+      <w:r>
+        <w:rPr>
+          <w:rStyle w:val="NormalTok"/>
+        </w:rPr>
+        <w:t xml:space="preserve">(GGally)</w:t>
+      </w:r>
     </w:p>
     <w:p>
       <w:pPr>
@@ -110,45 +125,87 @@
       </w:pPr>
       <w:r>
         <w:rPr>
-          <w:rStyle w:val="ControlFlowTok"/>
-        </w:rPr>
-        <w:t xml:space="preserve">if</w:t>
-      </w:r>
-      <w:r>
-        <w:rPr>
           <w:rStyle w:val="NormalTok"/>
         </w:rPr>
-        <w:t xml:space="preserve"> (</w:t>
+        <w:t xml:space="preserve">grf </w:t>
+      </w:r>
+      <w:r>
+        <w:rPr>
+          <w:rStyle w:val="OtherTok"/>
+        </w:rPr>
+        <w:t xml:space="preserve">&lt;-</w:t>
+      </w:r>
+      <w:r>
+        <w:rPr>
+          <w:rStyle w:val="NormalTok"/>
+        </w:rPr>
+        <w:t xml:space="preserve"> </w:t>
       </w:r>
       <w:r>
         <w:rPr>
           <w:rStyle w:val="FunctionTok"/>
         </w:rPr>
-        <w:t xml:space="preserve">requireNamespace</w:t>
+        <w:t xml:space="preserve">plot_parallel</w:t>
       </w:r>
       <w:r>
         <w:rPr>
           <w:rStyle w:val="NormalTok"/>
         </w:rPr>
-        <w:t xml:space="preserve">(</w:t>
-      </w:r>
-      <w:r>
-        <w:rPr>
-          <w:rStyle w:val="StringTok"/>
-        </w:rPr>
-        <w:t xml:space="preserve">"GGally"</w:t>
+        <w:t xml:space="preserve">(datasets</w:t>
+      </w:r>
+      <w:r>
+        <w:rPr>
+          <w:rStyle w:val="SpecialCharTok"/>
+        </w:rPr>
+        <w:t xml:space="preserve">::</w:t>
       </w:r>
       <w:r>
         <w:rPr>
           <w:rStyle w:val="NormalTok"/>
         </w:rPr>
+        <w:t xml:space="preserve">iris, </w:t>
+      </w:r>
+      <w:r>
+        <w:rPr>
+          <w:rStyle w:val="AttributeTok"/>
+        </w:rPr>
+        <w:t xml:space="preserve">columns =</w:t>
+      </w:r>
+      <w:r>
+        <w:rPr>
+          <w:rStyle w:val="NormalTok"/>
+        </w:rPr>
+        <w:t xml:space="preserve"> </w:t>
+      </w:r>
+      <w:r>
+        <w:rPr>
+          <w:rStyle w:val="DecValTok"/>
+        </w:rPr>
+        <w:t xml:space="preserve">1</w:t>
+      </w:r>
+      <w:r>
+        <w:rPr>
+          <w:rStyle w:val="SpecialCharTok"/>
+        </w:rPr>
+        <w:t xml:space="preserve">:</w:t>
+      </w:r>
+      <w:r>
+        <w:rPr>
+          <w:rStyle w:val="DecValTok"/>
+        </w:rPr>
+        <w:t xml:space="preserve">4</w:t>
+      </w:r>
+      <w:r>
+        <w:rPr>
+          <w:rStyle w:val="NormalTok"/>
+        </w:rPr>
         <w:t xml:space="preserve">, </w:t>
       </w:r>
       <w:r>
         <w:rPr>
           <w:rStyle w:val="AttributeTok"/>
         </w:rPr>
-        <w:t xml:space="preserve">quietly =</w:t>
+        <w:t xml:space="preserve">group =</w:t>
       </w:r>
       <w:r>
         <w:rPr>
@@ -158,150 +215,30 @@
       </w:r>
       <w:r>
         <w:rPr>
-          <w:rStyle w:val="ConstantTok"/>
-        </w:rPr>
-        <w:t xml:space="preserve">TRUE</w:t>
+          <w:rStyle w:val="DecValTok"/>
+        </w:rPr>
+        <w:t xml:space="preserve">5</w:t>
       </w:r>
       <w:r>
         <w:rPr>
           <w:rStyle w:val="NormalTok"/>
         </w:rPr>
-        <w:t xml:space="preserve">)) {</w:t>
+        <w:t xml:space="preserve">)</w:t>
       </w:r>
       <w:r>
         <w:br/>
       </w:r>
       <w:r>
         <w:rPr>
+          <w:rStyle w:val="FunctionTok"/>
+        </w:rPr>
+        <w:t xml:space="preserve">plot</w:t>
+      </w:r>
+      <w:r>
+        <w:rPr>
           <w:rStyle w:val="NormalTok"/>
         </w:rPr>
-        <w:t xml:space="preserve">  grf </w:t>
-      </w:r>
-      <w:r>
-        <w:rPr>
-          <w:rStyle w:val="OtherTok"/>
-        </w:rPr>
-        <w:t xml:space="preserve">&lt;-</w:t>
-      </w:r>
-      <w:r>
-        <w:rPr>
-          <w:rStyle w:val="NormalTok"/>
-        </w:rPr>
-        <w:t xml:space="preserve"> </w:t>
-      </w:r>
-      <w:r>
-        <w:rPr>
-          <w:rStyle w:val="FunctionTok"/>
-        </w:rPr>
-        <w:t xml:space="preserve">plot_parallel</w:t>
-      </w:r>
-      <w:r>
-        <w:rPr>
-          <w:rStyle w:val="NormalTok"/>
-        </w:rPr>
-        <w:t xml:space="preserve">(datasets</w:t>
-      </w:r>
-      <w:r>
-        <w:rPr>
-          <w:rStyle w:val="SpecialCharTok"/>
-        </w:rPr>
-        <w:t xml:space="preserve">::</w:t>
-      </w:r>
-      <w:r>
-        <w:rPr>
-          <w:rStyle w:val="NormalTok"/>
-        </w:rPr>
-        <w:t xml:space="preserve">iris, </w:t>
-      </w:r>
-      <w:r>
-        <w:rPr>
-          <w:rStyle w:val="AttributeTok"/>
-        </w:rPr>
-        <w:t xml:space="preserve">columns =</w:t>
-      </w:r>
-      <w:r>
-        <w:rPr>
-          <w:rStyle w:val="NormalTok"/>
-        </w:rPr>
-        <w:t xml:space="preserve"> </w:t>
-      </w:r>
-      <w:r>
-        <w:rPr>
-          <w:rStyle w:val="DecValTok"/>
-        </w:rPr>
-        <w:t xml:space="preserve">1</w:t>
-      </w:r>
-      <w:r>
-        <w:rPr>
-          <w:rStyle w:val="SpecialCharTok"/>
-        </w:rPr>
-        <w:t xml:space="preserve">:</w:t>
-      </w:r>
-      <w:r>
-        <w:rPr>
-          <w:rStyle w:val="DecValTok"/>
-        </w:rPr>
-        <w:t xml:space="preserve">4</w:t>
-      </w:r>
-      <w:r>
-        <w:rPr>
-          <w:rStyle w:val="NormalTok"/>
-        </w:rPr>
-        <w:t xml:space="preserve">, </w:t>
-      </w:r>
-      <w:r>
-        <w:rPr>
-          <w:rStyle w:val="AttributeTok"/>
-        </w:rPr>
-        <w:t xml:space="preserve">group =</w:t>
-      </w:r>
-      <w:r>
-        <w:rPr>
-          <w:rStyle w:val="NormalTok"/>
-        </w:rPr>
-        <w:t xml:space="preserve"> </w:t>
-      </w:r>
-      <w:r>
-        <w:rPr>
-          <w:rStyle w:val="DecValTok"/>
-        </w:rPr>
-        <w:t xml:space="preserve">5</w:t>
-      </w:r>
-      <w:r>
-        <w:rPr>
-          <w:rStyle w:val="NormalTok"/>
-        </w:rPr>
-        <w:t xml:space="preserve">)</w:t>
-      </w:r>
-      <w:r>
-        <w:br/>
-      </w:r>
-      <w:r>
-        <w:rPr>
-          <w:rStyle w:val="NormalTok"/>
-        </w:rPr>
-        <w:t xml:space="preserve">  </w:t>
-      </w:r>
-      <w:r>
-        <w:rPr>
-          <w:rStyle w:val="FunctionTok"/>
-        </w:rPr>
-        <w:t xml:space="preserve">plot</w:t>
-      </w:r>
-      <w:r>
-        <w:rPr>
-          <w:rStyle w:val="NormalTok"/>
-        </w:rPr>
         <w:t xml:space="preserve">(grf)</w:t>
-      </w:r>
-      <w:r>
-        <w:br/>
-      </w:r>
-      <w:r>
-        <w:rPr>
-          <w:rStyle w:val="NormalTok"/>
-        </w:rPr>
-        <w:t xml:space="preserve">}</w:t>
       </w:r>
     </w:p>
     <w:p>
